--- a/product-definitions/foundations-input/user-flows.docx
+++ b/product-definitions/foundations-input/user-flows.docx
@@ -178,7 +178,23 @@
       </w:pPr>
       <w:r>
         <w:rPr/>
-        <w:t>If there is any change (crud) detected in product input files</w:t>
+        <w:t xml:space="preserve">If there is any change (crud) detected in product input files </w:t>
+      </w:r>
+      <w:r>
+        <w:rPr/>
+        <w:t>the the Product Guard should run and create a report.</w:t>
+      </w:r>
+    </w:p>
+    <w:p>
+      <w:pPr>
+        <w:pStyle w:val="PreformattedText"/>
+        <w:bidi w:val="0"/>
+        <w:spacing w:before="0" w:after="0"/>
+        <w:jc w:val="start"/>
+        <w:rPr/>
+      </w:pPr>
+      <w:r>
+        <w:rPr/>
       </w:r>
     </w:p>
     <w:sectPr>
@@ -188,6 +204,7 @@
       <w:pgNumType w:fmt="decimal"/>
       <w:formProt w:val="false"/>
       <w:textDirection w:val="lrTb"/>
+      <w:docGrid w:type="default" w:linePitch="100" w:charSpace="0"/>
     </w:sectPr>
   </w:body>
 </w:document>
@@ -215,11 +232,15 @@
     <w:qFormat/>
     <w:pPr>
       <w:widowControl w:val="false"/>
+      <w:suppressAutoHyphens w:val="true"/>
       <w:bidi w:val="0"/>
+      <w:spacing w:before="0" w:after="0"/>
+      <w:jc w:val="start"/>
     </w:pPr>
     <w:rPr>
       <w:rFonts w:ascii="Liberation Serif" w:hAnsi="Liberation Serif" w:eastAsia="Noto Serif CJK SC" w:cs="Noto Sans Devanagari"/>
       <w:color w:val="auto"/>
+      <w:kern w:val="0"/>
       <w:sz w:val="24"/>
       <w:szCs w:val="24"/>
       <w:lang w:val="nl-NL" w:eastAsia="zh-CN" w:bidi="hi-IN"/>

--- a/product-definitions/foundations-input/user-flows.docx
+++ b/product-definitions/foundations-input/user-flows.docx
@@ -178,11 +178,32 @@
       </w:pPr>
       <w:r>
         <w:rPr/>
-        <w:t xml:space="preserve">If there is any change (crud) detected in product input files </w:t>
-      </w:r>
-      <w:r>
-        <w:rPr/>
-        <w:t>the the Product Guard should run and create a report.</w:t>
+        <w:t>If there is any change (crud) detected in product input files the the Product Guard should run and create a report.</w:t>
+      </w:r>
+    </w:p>
+    <w:p>
+      <w:pPr>
+        <w:pStyle w:val="PreformattedText"/>
+        <w:bidi w:val="0"/>
+        <w:spacing w:before="0" w:after="0"/>
+        <w:jc w:val="start"/>
+        <w:rPr/>
+      </w:pPr>
+      <w:r>
+        <w:rPr/>
+      </w:r>
+    </w:p>
+    <w:p>
+      <w:pPr>
+        <w:pStyle w:val="PreformattedText"/>
+        <w:bidi w:val="0"/>
+        <w:spacing w:before="0" w:after="0"/>
+        <w:jc w:val="start"/>
+        <w:rPr/>
+      </w:pPr>
+      <w:r>
+        <w:rPr/>
+        <w:t>3 Feature validation</w:t>
       </w:r>
     </w:p>
     <w:p>

--- a/product-definitions/foundations-input/user-flows.docx
+++ b/product-definitions/foundations-input/user-flows.docx
@@ -204,6 +204,19 @@
       <w:r>
         <w:rPr/>
         <w:t>3 Feature validation</w:t>
+      </w:r>
+    </w:p>
+    <w:p>
+      <w:pPr>
+        <w:pStyle w:val="PreformattedText"/>
+        <w:bidi w:val="0"/>
+        <w:spacing w:before="0" w:after="0"/>
+        <w:jc w:val="start"/>
+        <w:rPr/>
+      </w:pPr>
+      <w:r>
+        <w:rPr/>
+        <w:t>Checks features against the product description files</w:t>
       </w:r>
     </w:p>
     <w:p>

--- a/product-definitions/foundations-input/user-flows.docx
+++ b/product-definitions/foundations-input/user-flows.docx
@@ -216,7 +216,11 @@
       </w:pPr>
       <w:r>
         <w:rPr/>
-        <w:t>Checks features against the product description files</w:t>
+        <w:t xml:space="preserve">Checks features against the product description files </w:t>
+      </w:r>
+      <w:r>
+        <w:rPr/>
+        <w:t>and rates whether it is a good idea</w:t>
       </w:r>
     </w:p>
     <w:p>

--- a/product-definitions/foundations-input/user-flows.docx
+++ b/product-definitions/foundations-input/user-flows.docx
@@ -216,11 +216,11 @@
       </w:pPr>
       <w:r>
         <w:rPr/>
-        <w:t xml:space="preserve">Checks features against the product description files </w:t>
-      </w:r>
-      <w:r>
-        <w:rPr/>
-        <w:t>and rates whether it is a good idea</w:t>
+        <w:t xml:space="preserve">Checks features against the product description files and rates whether it is a good idea </w:t>
+      </w:r>
+      <w:r>
+        <w:rPr/>
+        <w:t>and scores it.</w:t>
       </w:r>
     </w:p>
     <w:p>

--- a/product-definitions/foundations-input/user-flows.docx
+++ b/product-definitions/foundations-input/user-flows.docx
@@ -216,23 +216,32 @@
       </w:pPr>
       <w:r>
         <w:rPr/>
-        <w:t xml:space="preserve">Checks features against the product description files and rates whether it is a good idea </w:t>
-      </w:r>
-      <w:r>
-        <w:rPr/>
-        <w:t>and scores it.</w:t>
-      </w:r>
-    </w:p>
-    <w:p>
-      <w:pPr>
-        <w:pStyle w:val="PreformattedText"/>
-        <w:bidi w:val="0"/>
-        <w:spacing w:before="0" w:after="0"/>
-        <w:jc w:val="start"/>
-        <w:rPr/>
-      </w:pPr>
-      <w:r>
-        <w:rPr/>
+        <w:t>Checks features against the product description files and rates whether it is a good idea and scores it.</w:t>
+      </w:r>
+    </w:p>
+    <w:p>
+      <w:pPr>
+        <w:pStyle w:val="PreformattedText"/>
+        <w:bidi w:val="0"/>
+        <w:spacing w:before="0" w:after="0"/>
+        <w:jc w:val="start"/>
+        <w:rPr/>
+      </w:pPr>
+      <w:r>
+        <w:rPr/>
+      </w:r>
+    </w:p>
+    <w:p>
+      <w:pPr>
+        <w:pStyle w:val="PreformattedText"/>
+        <w:bidi w:val="0"/>
+        <w:spacing w:before="0" w:after="0"/>
+        <w:jc w:val="start"/>
+        <w:rPr/>
+      </w:pPr>
+      <w:r>
+        <w:rPr/>
+        <w:t>Q: could we make this invisible?</w:t>
       </w:r>
     </w:p>
     <w:sectPr>

--- a/product-definitions/foundations-input/user-flows.docx
+++ b/product-definitions/foundations-input/user-flows.docx
@@ -26,7 +26,17 @@
           <w:sz w:val="26"/>
           <w:szCs w:val="26"/>
         </w:rPr>
-        <w:t>raw user flows (early ideation notes)</w:t>
+        <w:t xml:space="preserve">raw user flows (early ideation notes) </w:t>
+      </w:r>
+      <w:r>
+        <w:rPr>
+          <w:b/>
+          <w:bCs/>
+          <w:color w:val="000000"/>
+          <w:sz w:val="26"/>
+          <w:szCs w:val="26"/>
+        </w:rPr>
+        <w:t>1</w:t>
       </w:r>
     </w:p>
     <w:p>
@@ -241,15 +251,11 @@
               <wp:inline distT="0" distB="0" distL="0" distR="0">
                 <wp:extent cx="5943600" cy="19050"/>
                 <wp:effectExtent l="0" t="0" r="0" b="0"/>
-                <wp:docPr id="1" name=""/>
+                <wp:docPr id="1" name="Shape1"/>
                 <a:graphic xmlns:a="http://schemas.openxmlformats.org/drawingml/2006/main">
                   <a:graphicData uri="http://schemas.microsoft.com/office/word/2010/wordprocessingShape">
                     <wps:wsp>
                       <wps:cNvSpPr/>
-                      <wps:nvSpPr>
-                        <wps:cNvPr id="2" name=""/>
-                        <wps:cNvSpPr/>
-                      </wps:nvSpPr>
                       <wps:spPr>
                         <a:xfrm>
                           <a:off x="0" y="0"/>
@@ -265,6 +271,12 @@
                           <a:noFill/>
                         </a:ln>
                       </wps:spPr>
+                      <wps:style>
+                        <a:lnRef idx="0"/>
+                        <a:fillRef idx="0"/>
+                        <a:effectRef idx="0"/>
+                        <a:fontRef idx="minor"/>
+                      </wps:style>
                       <wps:bodyPr/>
                     </wps:wsp>
                   </a:graphicData>
@@ -277,10 +289,10 @@
           </mc:Choice>
           <mc:Fallback>
             <w:pict>
-              <v:rect id="shape_0" fillcolor="#a0a0a0" stroked="f" o:allowincell="f" style="position:absolute;margin-left:0pt;margin-top:-1.55pt;width:467.95pt;height:1.45pt;mso-wrap-style:none;v-text-anchor:middle;mso-position-horizontal:center;mso-position-vertical:top">
+              <v:rect id="shape_0" fillcolor="#a0a0a0" stroked="f" o:allowincell="f" style="position:absolute;margin-left:0pt;margin-top:-1.55pt;width:467.95pt;height:1.45pt;mso-wrap-style:none;v-text-anchor:middle;mso-position-vertical:top">
                 <v:fill o:detectmouseclick="t" type="solid" color2="#5f5f5f"/>
                 <v:stroke color="#3465a4" joinstyle="round" endcap="flat"/>
-                <w10:wrap type="topAndBottom"/>
+                <w10:wrap type="square"/>
               </v:rect>
             </w:pict>
           </mc:Fallback>
@@ -569,15 +581,11 @@
               <wp:inline distT="0" distB="0" distL="0" distR="0">
                 <wp:extent cx="5943600" cy="19050"/>
                 <wp:effectExtent l="0" t="0" r="0" b="0"/>
-                <wp:docPr id="3" name=""/>
+                <wp:docPr id="2" name="Shape2"/>
                 <a:graphic xmlns:a="http://schemas.openxmlformats.org/drawingml/2006/main">
                   <a:graphicData uri="http://schemas.microsoft.com/office/word/2010/wordprocessingShape">
                     <wps:wsp>
                       <wps:cNvSpPr/>
-                      <wps:nvSpPr>
-                        <wps:cNvPr id="4" name=""/>
-                        <wps:cNvSpPr/>
-                      </wps:nvSpPr>
                       <wps:spPr>
                         <a:xfrm>
                           <a:off x="0" y="0"/>
@@ -593,6 +601,12 @@
                           <a:noFill/>
                         </a:ln>
                       </wps:spPr>
+                      <wps:style>
+                        <a:lnRef idx="0"/>
+                        <a:fillRef idx="0"/>
+                        <a:effectRef idx="0"/>
+                        <a:fontRef idx="minor"/>
+                      </wps:style>
                       <wps:bodyPr/>
                     </wps:wsp>
                   </a:graphicData>
@@ -605,10 +619,10 @@
           </mc:Choice>
           <mc:Fallback>
             <w:pict>
-              <v:rect id="shape_0" fillcolor="#a0a0a0" stroked="f" o:allowincell="f" style="position:absolute;margin-left:0pt;margin-top:-1.55pt;width:467.95pt;height:1.45pt;mso-wrap-style:none;v-text-anchor:middle;mso-position-horizontal:center;mso-position-vertical:top">
+              <v:rect id="shape_0" fillcolor="#a0a0a0" stroked="f" o:allowincell="f" style="position:absolute;margin-left:0pt;margin-top:-1.55pt;width:467.95pt;height:1.45pt;mso-wrap-style:none;v-text-anchor:middle;mso-position-vertical:top">
                 <v:fill o:detectmouseclick="t" type="solid" color2="#5f5f5f"/>
                 <v:stroke color="#3465a4" joinstyle="round" endcap="flat"/>
-                <w10:wrap type="topAndBottom"/>
+                <w10:wrap type="square"/>
               </v:rect>
             </w:pict>
           </mc:Fallback>
@@ -931,15 +945,11 @@
               <wp:inline distT="0" distB="0" distL="0" distR="0">
                 <wp:extent cx="5943600" cy="19050"/>
                 <wp:effectExtent l="0" t="0" r="0" b="0"/>
-                <wp:docPr id="5" name=""/>
+                <wp:docPr id="3" name="Shape3"/>
                 <a:graphic xmlns:a="http://schemas.openxmlformats.org/drawingml/2006/main">
                   <a:graphicData uri="http://schemas.microsoft.com/office/word/2010/wordprocessingShape">
                     <wps:wsp>
                       <wps:cNvSpPr/>
-                      <wps:nvSpPr>
-                        <wps:cNvPr id="6" name=""/>
-                        <wps:cNvSpPr/>
-                      </wps:nvSpPr>
                       <wps:spPr>
                         <a:xfrm>
                           <a:off x="0" y="0"/>
@@ -955,6 +965,12 @@
                           <a:noFill/>
                         </a:ln>
                       </wps:spPr>
+                      <wps:style>
+                        <a:lnRef idx="0"/>
+                        <a:fillRef idx="0"/>
+                        <a:effectRef idx="0"/>
+                        <a:fontRef idx="minor"/>
+                      </wps:style>
                       <wps:bodyPr/>
                     </wps:wsp>
                   </a:graphicData>
@@ -967,10 +983,10 @@
           </mc:Choice>
           <mc:Fallback>
             <w:pict>
-              <v:rect id="shape_0" fillcolor="#a0a0a0" stroked="f" o:allowincell="f" style="position:absolute;margin-left:0pt;margin-top:-1.55pt;width:467.95pt;height:1.45pt;mso-wrap-style:none;v-text-anchor:middle;mso-position-horizontal:center;mso-position-vertical:top">
+              <v:rect id="shape_0" fillcolor="#a0a0a0" stroked="f" o:allowincell="f" style="position:absolute;margin-left:0pt;margin-top:-1.55pt;width:467.95pt;height:1.45pt;mso-wrap-style:none;v-text-anchor:middle;mso-position-vertical:top">
                 <v:fill o:detectmouseclick="t" type="solid" color2="#5f5f5f"/>
                 <v:stroke color="#3465a4" joinstyle="round" endcap="flat"/>
-                <w10:wrap type="topAndBottom"/>
+                <w10:wrap type="square"/>
               </v:rect>
             </w:pict>
           </mc:Fallback>
@@ -1196,15 +1212,11 @@
               <wp:inline distT="0" distB="0" distL="0" distR="0">
                 <wp:extent cx="5943600" cy="19050"/>
                 <wp:effectExtent l="0" t="0" r="0" b="0"/>
-                <wp:docPr id="7" name=""/>
+                <wp:docPr id="4" name="Shape4"/>
                 <a:graphic xmlns:a="http://schemas.openxmlformats.org/drawingml/2006/main">
                   <a:graphicData uri="http://schemas.microsoft.com/office/word/2010/wordprocessingShape">
                     <wps:wsp>
                       <wps:cNvSpPr/>
-                      <wps:nvSpPr>
-                        <wps:cNvPr id="8" name=""/>
-                        <wps:cNvSpPr/>
-                      </wps:nvSpPr>
                       <wps:spPr>
                         <a:xfrm>
                           <a:off x="0" y="0"/>
@@ -1220,6 +1232,12 @@
                           <a:noFill/>
                         </a:ln>
                       </wps:spPr>
+                      <wps:style>
+                        <a:lnRef idx="0"/>
+                        <a:fillRef idx="0"/>
+                        <a:effectRef idx="0"/>
+                        <a:fontRef idx="minor"/>
+                      </wps:style>
                       <wps:bodyPr/>
                     </wps:wsp>
                   </a:graphicData>
@@ -1232,10 +1250,10 @@
           </mc:Choice>
           <mc:Fallback>
             <w:pict>
-              <v:rect id="shape_0" fillcolor="#a0a0a0" stroked="f" o:allowincell="f" style="position:absolute;margin-left:0pt;margin-top:-1.55pt;width:467.95pt;height:1.45pt;mso-wrap-style:none;v-text-anchor:middle;mso-position-horizontal:center;mso-position-vertical:top">
+              <v:rect id="shape_0" fillcolor="#a0a0a0" stroked="f" o:allowincell="f" style="position:absolute;margin-left:0pt;margin-top:-1.55pt;width:467.95pt;height:1.45pt;mso-wrap-style:none;v-text-anchor:middle;mso-position-vertical:top">
                 <v:fill o:detectmouseclick="t" type="solid" color2="#5f5f5f"/>
                 <v:stroke color="#3465a4" joinstyle="round" endcap="flat"/>
-                <w10:wrap type="topAndBottom"/>
+                <w10:wrap type="square"/>
               </v:rect>
             </w:pict>
           </mc:Fallback>
@@ -1475,15 +1493,11 @@
               <wp:inline distT="0" distB="0" distL="0" distR="0">
                 <wp:extent cx="5943600" cy="19050"/>
                 <wp:effectExtent l="0" t="0" r="0" b="0"/>
-                <wp:docPr id="9" name=""/>
+                <wp:docPr id="5" name="Shape5"/>
                 <a:graphic xmlns:a="http://schemas.openxmlformats.org/drawingml/2006/main">
                   <a:graphicData uri="http://schemas.microsoft.com/office/word/2010/wordprocessingShape">
                     <wps:wsp>
                       <wps:cNvSpPr/>
-                      <wps:nvSpPr>
-                        <wps:cNvPr id="10" name=""/>
-                        <wps:cNvSpPr/>
-                      </wps:nvSpPr>
                       <wps:spPr>
                         <a:xfrm>
                           <a:off x="0" y="0"/>
@@ -1499,6 +1513,12 @@
                           <a:noFill/>
                         </a:ln>
                       </wps:spPr>
+                      <wps:style>
+                        <a:lnRef idx="0"/>
+                        <a:fillRef idx="0"/>
+                        <a:effectRef idx="0"/>
+                        <a:fontRef idx="minor"/>
+                      </wps:style>
                       <wps:bodyPr/>
                     </wps:wsp>
                   </a:graphicData>
@@ -1511,10 +1531,10 @@
           </mc:Choice>
           <mc:Fallback>
             <w:pict>
-              <v:rect id="shape_0" fillcolor="#a0a0a0" stroked="f" o:allowincell="f" style="position:absolute;margin-left:0pt;margin-top:-1.55pt;width:467.95pt;height:1.45pt;mso-wrap-style:none;v-text-anchor:middle;mso-position-horizontal:center;mso-position-vertical:top">
+              <v:rect id="shape_0" fillcolor="#a0a0a0" stroked="f" o:allowincell="f" style="position:absolute;margin-left:0pt;margin-top:-1.55pt;width:467.95pt;height:1.45pt;mso-wrap-style:none;v-text-anchor:middle;mso-position-vertical:top">
                 <v:fill o:detectmouseclick="t" type="solid" color2="#5f5f5f"/>
                 <v:stroke color="#3465a4" joinstyle="round" endcap="flat"/>
-                <w10:wrap type="topAndBottom"/>
+                <w10:wrap type="square"/>
               </v:rect>
             </w:pict>
           </mc:Fallback>
@@ -1626,11 +1646,7 @@
       </w:pPr>
       <w:r>
         <w:rPr/>
-        <w:t xml:space="preserve">ideal state = calm, clear, just doing the next thing. </w:t>
-      </w:r>
-      <w:r>
-        <w:rPr/>
-        <w:t>Work on other stuff.</w:t>
+        <w:t>ideal state = calm, clear, just doing the next thing. Work on other stuff.</w:t>
       </w:r>
     </w:p>
     <w:p>
@@ -1646,15 +1662,11 @@
               <wp:inline distT="0" distB="0" distL="0" distR="0">
                 <wp:extent cx="5943600" cy="19050"/>
                 <wp:effectExtent l="0" t="0" r="0" b="0"/>
-                <wp:docPr id="11" name=""/>
+                <wp:docPr id="6" name="Shape6"/>
                 <a:graphic xmlns:a="http://schemas.openxmlformats.org/drawingml/2006/main">
                   <a:graphicData uri="http://schemas.microsoft.com/office/word/2010/wordprocessingShape">
                     <wps:wsp>
                       <wps:cNvSpPr/>
-                      <wps:nvSpPr>
-                        <wps:cNvPr id="12" name=""/>
-                        <wps:cNvSpPr/>
-                      </wps:nvSpPr>
                       <wps:spPr>
                         <a:xfrm>
                           <a:off x="0" y="0"/>
@@ -1670,6 +1682,12 @@
                           <a:noFill/>
                         </a:ln>
                       </wps:spPr>
+                      <wps:style>
+                        <a:lnRef idx="0"/>
+                        <a:fillRef idx="0"/>
+                        <a:effectRef idx="0"/>
+                        <a:fontRef idx="minor"/>
+                      </wps:style>
                       <wps:bodyPr/>
                     </wps:wsp>
                   </a:graphicData>
@@ -1682,10 +1700,10 @@
           </mc:Choice>
           <mc:Fallback>
             <w:pict>
-              <v:rect id="shape_0" fillcolor="#a0a0a0" stroked="f" o:allowincell="f" style="position:absolute;margin-left:0pt;margin-top:-1.55pt;width:467.95pt;height:1.45pt;mso-wrap-style:none;v-text-anchor:middle;mso-position-horizontal:center;mso-position-vertical:top">
+              <v:rect id="shape_0" fillcolor="#a0a0a0" stroked="f" o:allowincell="f" style="position:absolute;margin-left:0pt;margin-top:-1.55pt;width:467.95pt;height:1.45pt;mso-wrap-style:none;v-text-anchor:middle;mso-position-vertical:top">
                 <v:fill o:detectmouseclick="t" type="solid" color2="#5f5f5f"/>
                 <v:stroke color="#3465a4" joinstyle="round" endcap="flat"/>
-                <w10:wrap type="topAndBottom"/>
+                <w10:wrap type="square"/>
               </v:rect>
             </w:pict>
           </mc:Fallback>
@@ -1798,15 +1816,11 @@
               <wp:inline distT="0" distB="0" distL="0" distR="0">
                 <wp:extent cx="5943600" cy="19050"/>
                 <wp:effectExtent l="0" t="0" r="0" b="0"/>
-                <wp:docPr id="13" name=""/>
+                <wp:docPr id="7" name="Shape7"/>
                 <a:graphic xmlns:a="http://schemas.openxmlformats.org/drawingml/2006/main">
                   <a:graphicData uri="http://schemas.microsoft.com/office/word/2010/wordprocessingShape">
                     <wps:wsp>
                       <wps:cNvSpPr/>
-                      <wps:nvSpPr>
-                        <wps:cNvPr id="14" name=""/>
-                        <wps:cNvSpPr/>
-                      </wps:nvSpPr>
                       <wps:spPr>
                         <a:xfrm>
                           <a:off x="0" y="0"/>
@@ -1822,6 +1836,12 @@
                           <a:noFill/>
                         </a:ln>
                       </wps:spPr>
+                      <wps:style>
+                        <a:lnRef idx="0"/>
+                        <a:fillRef idx="0"/>
+                        <a:effectRef idx="0"/>
+                        <a:fontRef idx="minor"/>
+                      </wps:style>
                       <wps:bodyPr/>
                     </wps:wsp>
                   </a:graphicData>
@@ -1834,10 +1854,10 @@
           </mc:Choice>
           <mc:Fallback>
             <w:pict>
-              <v:rect id="shape_0" fillcolor="#a0a0a0" stroked="f" o:allowincell="f" style="position:absolute;margin-left:0pt;margin-top:-1.55pt;width:467.95pt;height:1.45pt;mso-wrap-style:none;v-text-anchor:middle;mso-position-horizontal:center;mso-position-vertical:top">
+              <v:rect id="shape_0" fillcolor="#a0a0a0" stroked="f" o:allowincell="f" style="position:absolute;margin-left:0pt;margin-top:-1.55pt;width:467.95pt;height:1.45pt;mso-wrap-style:none;v-text-anchor:middle;mso-position-vertical:top">
                 <v:fill o:detectmouseclick="t" type="solid" color2="#5f5f5f"/>
                 <v:stroke color="#3465a4" joinstyle="round" endcap="flat"/>
-                <w10:wrap type="topAndBottom"/>
+                <w10:wrap type="square"/>
               </v:rect>
             </w:pict>
           </mc:Fallback>
@@ -1954,15 +1974,11 @@
               <wp:inline distT="0" distB="0" distL="0" distR="0">
                 <wp:extent cx="5943600" cy="19050"/>
                 <wp:effectExtent l="0" t="0" r="0" b="0"/>
-                <wp:docPr id="15" name=""/>
+                <wp:docPr id="8" name="Shape8"/>
                 <a:graphic xmlns:a="http://schemas.openxmlformats.org/drawingml/2006/main">
                   <a:graphicData uri="http://schemas.microsoft.com/office/word/2010/wordprocessingShape">
                     <wps:wsp>
                       <wps:cNvSpPr/>
-                      <wps:nvSpPr>
-                        <wps:cNvPr id="16" name=""/>
-                        <wps:cNvSpPr/>
-                      </wps:nvSpPr>
                       <wps:spPr>
                         <a:xfrm>
                           <a:off x="0" y="0"/>
@@ -1978,6 +1994,12 @@
                           <a:noFill/>
                         </a:ln>
                       </wps:spPr>
+                      <wps:style>
+                        <a:lnRef idx="0"/>
+                        <a:fillRef idx="0"/>
+                        <a:effectRef idx="0"/>
+                        <a:fontRef idx="minor"/>
+                      </wps:style>
                       <wps:bodyPr/>
                     </wps:wsp>
                   </a:graphicData>
@@ -1990,10 +2012,10 @@
           </mc:Choice>
           <mc:Fallback>
             <w:pict>
-              <v:rect id="shape_0" fillcolor="#a0a0a0" stroked="f" o:allowincell="f" style="position:absolute;margin-left:0pt;margin-top:-1.55pt;width:467.95pt;height:1.45pt;mso-wrap-style:none;v-text-anchor:middle;mso-position-horizontal:center;mso-position-vertical:top">
+              <v:rect id="shape_0" fillcolor="#a0a0a0" stroked="f" o:allowincell="f" style="position:absolute;margin-left:0pt;margin-top:-1.55pt;width:467.95pt;height:1.45pt;mso-wrap-style:none;v-text-anchor:middle;mso-position-vertical:top">
                 <v:fill o:detectmouseclick="t" type="solid" color2="#5f5f5f"/>
                 <v:stroke color="#3465a4" joinstyle="round" endcap="flat"/>
-                <w10:wrap type="topAndBottom"/>
+                <w10:wrap type="square"/>
               </v:rect>
             </w:pict>
           </mc:Fallback>
@@ -4203,6 +4225,7 @@
     <w:qFormat/>
     <w:pPr>
       <w:widowControl/>
+      <w:suppressAutoHyphens w:val="true"/>
       <w:bidi w:val="0"/>
       <w:spacing w:lineRule="auto" w:line="276" w:before="0" w:after="0"/>
       <w:jc w:val="start"/>
@@ -4385,6 +4408,7 @@
     <w:qFormat/>
     <w:pPr>
       <w:widowControl/>
+      <w:suppressAutoHyphens w:val="true"/>
       <w:bidi w:val="0"/>
       <w:spacing w:lineRule="auto" w:line="276" w:before="0" w:after="0"/>
       <w:jc w:val="start"/>

--- a/product-definitions/foundations-input/user-flows.docx
+++ b/product-definitions/foundations-input/user-flows.docx
@@ -26,17 +26,7 @@
           <w:sz w:val="26"/>
           <w:szCs w:val="26"/>
         </w:rPr>
-        <w:t xml:space="preserve">raw user flows (early ideation notes) </w:t>
-      </w:r>
-      <w:r>
-        <w:rPr>
-          <w:b/>
-          <w:bCs/>
-          <w:color w:val="000000"/>
-          <w:sz w:val="26"/>
-          <w:szCs w:val="26"/>
-        </w:rPr>
-        <w:t>1</w:t>
+        <w:t>raw user flows (early ideation notes)</w:t>
       </w:r>
     </w:p>
     <w:p>
